--- a/report/memoria_pr1.docx
+++ b/report/memoria_pr1.docx
@@ -3533,8 +3533,44 @@
         <w:rPr>
           <w:lang w:val="ca-ES"/>
         </w:rPr>
-        <w:t>Adjunt en el fitxer indicat en la primera pàgina.</w:t>
-      </w:r>
+        <w:t>Adjunt en el fitxer indicat en la primera pàgina</w:t>
+      </w:r>
+      <w:r>
+        <w:rPr>
+          <w:lang w:val="ca-ES"/>
+        </w:rPr>
+        <w:t xml:space="preserve"> i aquí:</w:t>
+      </w:r>
+    </w:p>
+    <w:p>
+      <w:pPr>
+        <w:rPr>
+          <w:lang w:val="ca-ES"/>
+        </w:rPr>
+      </w:pPr>
+      <w:hyperlink r:id="rId16" w:history="1">
+        <w:r>
+          <w:rPr>
+            <w:rStyle w:val="Hyperlink"/>
+            <w:lang w:val="ca-ES"/>
+          </w:rPr>
+          <w:t>https://drive.google.com/file/d/1hhu1YVgFGZEkznH8anl0E9_brQAFozlK/view</w:t>
+        </w:r>
+      </w:hyperlink>
+    </w:p>
+    <w:p>
+      <w:pPr>
+        <w:rPr>
+          <w:lang w:val="ca-ES"/>
+        </w:rPr>
+      </w:pPr>
+    </w:p>
+    <w:p>
+      <w:pPr>
+        <w:rPr>
+          <w:lang w:val="ca-ES"/>
+        </w:rPr>
+      </w:pPr>
     </w:p>
     <w:p>
       <w:pPr>
